--- a/Innn-Ape/I308-TJb.docx
+++ b/Innn-Ape/I308-TJb.docx
@@ -46,7 +46,7 @@
           <w:iCs/>
           <w:color w:val="7030A0"/>
         </w:rPr>
-        <w:t>(English Translation by M.R. James, 1897 – with minor modernisations.)</w:t>
+        <w:t>(English Translation by M.R. James, 1897 – with minor modernisations.)</w:t>
       </w:r>
     </w:p>
     <w:p>
@@ -274,7 +274,7 @@
         <w:rPr>
           <w:rFonts w:ascii="Gentium" w:hAnsi="Gentium" w:cs="Gentium"/>
         </w:rPr>
-        <w:t>“The beginning of my trial was thus. 10. Near my house there was the idol of one worshipped by the people; and I saw constantly burnt offerings brought to him as a god.</w:t>
+        <w:t>“The beginning of my trial was thus. Near my house there was the idol of one worshipped by the people; and I saw constantly burnt offerings brought to him as a god.</w:t>
       </w:r>
     </w:p>
     <w:p>
@@ -299,7 +299,7 @@
         <w:rPr>
           <w:rFonts w:ascii="Gentium" w:hAnsi="Gentium" w:cs="Gentium"/>
         </w:rPr>
-        <w:t>“Then I pondered and said to myself, “Is this he who made heaven and earth, the sea and us all How will I know the truth?”</w:t>
+        <w:t>“Then I pondered and said to myself, “Is this he who made heaven and earth, the sea and us all how will I know the truth?”</w:t>
       </w:r>
     </w:p>
     <w:p>
@@ -432,13 +432,13 @@
           <w:color w:val="0070C0"/>
           <w:vertAlign w:val="superscript"/>
         </w:rPr>
-        <w:t>17</w:t>
-      </w:r>
-      <w:r>
-        <w:rPr>
-          <w:rFonts w:ascii="Gentium" w:hAnsi="Gentium" w:cs="Gentium"/>
-        </w:rPr>
-        <w:t xml:space="preserve">. But behold, I announce to you what the Lord ordered me to tell you. For, I am the archangel of the God.” </w:t>
+        <w:t>17 </w:t>
+      </w:r>
+      <w:r>
+        <w:rPr>
+          <w:rFonts w:ascii="Gentium" w:hAnsi="Gentium" w:cs="Gentium"/>
+        </w:rPr>
+        <w:t xml:space="preserve">But behold, I announce to you what the Lord ordered me to tell you. For, I am the archangel of the God.” </w:t>
       </w:r>
       <w:r>
         <w:rPr>
@@ -486,24 +486,42 @@
         <w:rPr>
           <w:rFonts w:ascii="Gentium" w:hAnsi="Gentium" w:cs="Gentium"/>
         </w:rPr>
-        <w:t xml:space="preserve">He will bring upon you many severe plagues, and take from you all that you have. </w:t>
-      </w:r>
-      <w:r>
-        <w:rPr>
-          <w:rFonts w:ascii="Gentium" w:hAnsi="Gentium" w:cs="Gentium"/>
-          <w:b/>
-          <w:bCs/>
-          <w:color w:val="0070C0"/>
-          <w:vertAlign w:val="superscript"/>
+        <w:t xml:space="preserve">He will bring upon you many severe </w:t>
+      </w:r>
+      <w:r>
+        <w:rPr>
+          <w:rFonts w:ascii="Gentium" w:hAnsi="Gentium" w:cs="Gentium"/>
+        </w:rPr>
+        <w:t>plagues and</w:t>
+      </w:r>
+      <w:r>
+        <w:rPr>
+          <w:rFonts w:ascii="Gentium" w:hAnsi="Gentium" w:cs="Gentium"/>
+        </w:rPr>
+        <w:t xml:space="preserve"> take from you all that you have. </w:t>
+      </w:r>
+      <w:r>
+        <w:rPr>
+          <w:rFonts w:ascii="Gentium" w:hAnsi="Gentium" w:cs="Gentium"/>
+          <w:b/>
+          <w:bCs/>
+          <w:color w:val="0070C0"/>
+          <w:vertAlign w:val="superscript"/>
+        </w:rPr>
+        <w:t>21 </w:t>
+      </w:r>
+      <w:r>
+        <w:rPr>
+          <w:rFonts w:ascii="Gentium" w:hAnsi="Gentium" w:cs="Gentium"/>
+        </w:rPr>
+        <w:t xml:space="preserve">He will </w:t>
+      </w:r>
+      <w:r>
+        <w:rPr>
+          <w:rFonts w:ascii="Gentium" w:hAnsi="Gentium" w:cs="Gentium"/>
         </w:rPr>
         <w:lastRenderedPageBreak/>
-        <w:t>21 </w:t>
-      </w:r>
-      <w:r>
-        <w:rPr>
-          <w:rFonts w:ascii="Gentium" w:hAnsi="Gentium" w:cs="Gentium"/>
-        </w:rPr>
-        <w:t xml:space="preserve">He will take away your children and will inflict many evils upon you. </w:t>
+        <w:t xml:space="preserve">take away your children and will inflict many evils upon you. </w:t>
       </w:r>
       <w:r>
         <w:rPr>
@@ -576,7 +594,7 @@
         <w:rPr>
           <w:rFonts w:ascii="Gentium" w:hAnsi="Gentium" w:cs="Gentium"/>
         </w:rPr>
-        <w:t xml:space="preserve">And also to you shall it be given, and you shall put on a crown of amarant. </w:t>
+        <w:t xml:space="preserve">And also to you shall it be given, and you shall put on a crown of amaranth. </w:t>
       </w:r>
       <w:r>
         <w:rPr>
@@ -886,7 +904,7 @@
         <w:rPr>
           <w:rFonts w:ascii="Gentium" w:hAnsi="Gentium" w:cs="Gentium"/>
         </w:rPr>
-        <w:t xml:space="preserve">And he turned back and brought him the burnt bread and said to him, “Thus says my lord: You shall not eat of my bread anymore; for, it is forbidden to you.” </w:t>
+        <w:t xml:space="preserve">And he turned back and brought him the burnt bread and said to him, “Thus says my lord: You shall not eat of my bread any more; for, it is forbidden to you.” </w:t>
       </w:r>
       <w:r>
         <w:rPr>
@@ -1075,7 +1093,7 @@
         <w:rPr>
           <w:rFonts w:ascii="Gentium" w:hAnsi="Gentium" w:cs="Gentium"/>
         </w:rPr>
-        <w:t xml:space="preserve">And I had three hundred and forty thousand nomadic asses, and of these I set aside five hundred, and the offspring of these I order to be sold and the proceeds to be given to the poor and the needy. </w:t>
+        <w:t xml:space="preserve">And I had three hundred and forty thousand nomadic asses, and of these I set aside five hundred, and the offspring of these I ordered to be sold and the proceeds to be given to the poor and the needy. </w:t>
       </w:r>
       <w:r>
         <w:rPr>
@@ -1374,7 +1392,7 @@
         <w:rPr>
           <w:rFonts w:ascii="Gentium" w:hAnsi="Gentium" w:cs="Gentium"/>
         </w:rPr>
-        <w:t xml:space="preserve">Then they would come and say, “We pray, act generously towards us in order that we may see how we can restore to you thine own.” </w:t>
+        <w:t xml:space="preserve">Then they would come and say, “We pray, act generously towards us in order that we may see how we can restore to you your own.” </w:t>
       </w:r>
       <w:r>
         <w:rPr>
@@ -1470,14 +1488,7 @@
         <w:rPr>
           <w:rFonts w:ascii="Gentium" w:hAnsi="Gentium" w:cs="Gentium"/>
         </w:rPr>
-        <w:t xml:space="preserve">So, I gave him his wages </w:t>
-      </w:r>
-      <w:r>
-        <w:rPr>
-          <w:rFonts w:ascii="Gentium" w:hAnsi="Gentium" w:cs="Gentium"/>
-        </w:rPr>
-        <w:lastRenderedPageBreak/>
-        <w:t xml:space="preserve">nevertheless, and I went home rejoicing. </w:t>
+        <w:t xml:space="preserve">So, I gave him his wages nevertheless, and I went home rejoicing. </w:t>
       </w:r>
       <w:r>
         <w:rPr>
@@ -1512,6 +1523,7 @@
           <w:color w:val="0070C0"/>
           <w:vertAlign w:val="superscript"/>
         </w:rPr>
+        <w:lastRenderedPageBreak/>
         <w:t>29 </w:t>
       </w:r>
       <w:r>
@@ -1607,7 +1619,7 @@
         <w:rPr>
           <w:rFonts w:ascii="Gentium" w:hAnsi="Gentium" w:cs="Gentium"/>
         </w:rPr>
-        <w:t xml:space="preserve">“I also had six harps [and six slaves to play the harps] and also a cithara, a decachord, and I struck it during the day. </w:t>
+        <w:t xml:space="preserve">“I also had six harps [and six slaves to play the harps] and also a cithara, a ten-stringed lyre, and I struck it during the day. </w:t>
       </w:r>
       <w:r>
         <w:rPr>
@@ -1655,7 +1667,7 @@
         <w:rPr>
           <w:rFonts w:ascii="Gentium" w:hAnsi="Gentium" w:cs="Gentium"/>
         </w:rPr>
-        <w:t>And when my female slaves would murmur, then I took the musical instruments and played as much as they would have done for their wages, and gave them respite from their labour and sighs.</w:t>
+        <w:t>And when my female slaves would murmur, then I took the musical instruments and played as much as they would have done for their wages and gave them respite from their labour and sighs.</w:t>
       </w:r>
     </w:p>
     <w:p>
@@ -1950,7 +1962,7 @@
         <w:rPr>
           <w:rFonts w:ascii="Gentium" w:hAnsi="Gentium" w:cs="Gentium"/>
         </w:rPr>
-        <w:t xml:space="preserve">“This man Job who has obtained all the goods of the earth and left nothing for others, he has destroyed and torn down the temple of god. </w:t>
+        <w:t xml:space="preserve">“This man Job who has obtained all the goods of the earth and left nothing for others, he has destroyed and torn down the temple of God. </w:t>
       </w:r>
       <w:r>
         <w:rPr>
@@ -1966,7 +1978,7 @@
         <w:rPr>
           <w:rFonts w:ascii="Gentium" w:hAnsi="Gentium" w:cs="Gentium"/>
         </w:rPr>
-        <w:t xml:space="preserve">Therefore, shall I repay to him what he has done to the house of the great god. </w:t>
+        <w:t xml:space="preserve">Therefore, shall I repay to him what he has done to the house of the great God. </w:t>
       </w:r>
       <w:r>
         <w:rPr>
@@ -2014,55 +2026,49 @@
         <w:rPr>
           <w:rFonts w:ascii="Gentium" w:hAnsi="Gentium" w:cs="Gentium"/>
         </w:rPr>
-        <w:t xml:space="preserve">Take heed lest they flee into other lands and they may become our tyrants and </w:t>
-      </w:r>
-      <w:r>
-        <w:rPr>
-          <w:rFonts w:ascii="Gentium" w:hAnsi="Gentium" w:cs="Gentium"/>
+        <w:t xml:space="preserve">Take heed lest they flee into other lands and they may become our tyrants and then come over us with force and kill us.” </w:t>
+      </w:r>
+      <w:r>
+        <w:rPr>
+          <w:rFonts w:ascii="Gentium" w:hAnsi="Gentium" w:cs="Gentium"/>
+          <w:b/>
+          <w:bCs/>
+          <w:color w:val="0070C0"/>
+          <w:vertAlign w:val="superscript"/>
+        </w:rPr>
+        <w:t>19 </w:t>
+      </w:r>
+      <w:r>
+        <w:rPr>
+          <w:rFonts w:ascii="Gentium" w:hAnsi="Gentium" w:cs="Gentium"/>
+        </w:rPr>
+        <w:t xml:space="preserve">And he said, “Do not be at all afraid. His flocks and his wealth have I destroyed by fire, and the rest have I captured, and behold, his children shall I kill.” </w:t>
+      </w:r>
+      <w:r>
+        <w:rPr>
+          <w:rFonts w:ascii="Gentium" w:hAnsi="Gentium" w:cs="Gentium"/>
+          <w:b/>
+          <w:bCs/>
+          <w:color w:val="0070C0"/>
+          <w:vertAlign w:val="superscript"/>
+        </w:rPr>
+        <w:t>20 </w:t>
+      </w:r>
+      <w:r>
+        <w:rPr>
+          <w:rFonts w:ascii="Gentium" w:hAnsi="Gentium" w:cs="Gentium"/>
+        </w:rPr>
+        <w:t xml:space="preserve">And, having spoken thus, he went and threw the house upon my children and killed them. </w:t>
+      </w:r>
+      <w:r>
+        <w:rPr>
+          <w:rFonts w:ascii="Gentium" w:hAnsi="Gentium" w:cs="Gentium"/>
+          <w:b/>
+          <w:bCs/>
+          <w:color w:val="0070C0"/>
+          <w:vertAlign w:val="superscript"/>
         </w:rPr>
         <w:lastRenderedPageBreak/>
-        <w:t xml:space="preserve">then come over us with force and kill us.” </w:t>
-      </w:r>
-      <w:r>
-        <w:rPr>
-          <w:rFonts w:ascii="Gentium" w:hAnsi="Gentium" w:cs="Gentium"/>
-          <w:b/>
-          <w:bCs/>
-          <w:color w:val="0070C0"/>
-          <w:vertAlign w:val="superscript"/>
-        </w:rPr>
-        <w:t>19 </w:t>
-      </w:r>
-      <w:r>
-        <w:rPr>
-          <w:rFonts w:ascii="Gentium" w:hAnsi="Gentium" w:cs="Gentium"/>
-        </w:rPr>
-        <w:t xml:space="preserve">And he said, “Do not be at all afraid. His flocks and his wealth have I destroyed by fire, and the rest have I captured, and behold, his children shall I kill.” </w:t>
-      </w:r>
-      <w:r>
-        <w:rPr>
-          <w:rFonts w:ascii="Gentium" w:hAnsi="Gentium" w:cs="Gentium"/>
-          <w:b/>
-          <w:bCs/>
-          <w:color w:val="0070C0"/>
-          <w:vertAlign w:val="superscript"/>
-        </w:rPr>
-        <w:t>20 </w:t>
-      </w:r>
-      <w:r>
-        <w:rPr>
-          <w:rFonts w:ascii="Gentium" w:hAnsi="Gentium" w:cs="Gentium"/>
-        </w:rPr>
-        <w:t xml:space="preserve">And, having spoken thus, he went and threw the house upon my children and killed them. </w:t>
-      </w:r>
-      <w:r>
-        <w:rPr>
-          <w:rFonts w:ascii="Gentium" w:hAnsi="Gentium" w:cs="Gentium"/>
-          <w:b/>
-          <w:bCs/>
-          <w:color w:val="0070C0"/>
-          <w:vertAlign w:val="superscript"/>
-        </w:rPr>
         <w:t>21 </w:t>
       </w:r>
       <w:r>
@@ -2250,7 +2256,7 @@
         <w:rPr>
           <w:rFonts w:ascii="Gentium" w:hAnsi="Gentium" w:cs="Gentium"/>
         </w:rPr>
-        <w:t xml:space="preserve">“And, when Satan saw that he could riot put me to despair, he went and asked my body of the Lord in order to inflict plague on me; for, the Evil one could not bear my patience. </w:t>
+        <w:t xml:space="preserve">“And, when Satan saw that he could not put me to despair, he went and asked my body of the Lord in order to inflict plague on me; for, the Evil one could not bear my patience. </w:t>
       </w:r>
       <w:r>
         <w:rPr>
@@ -2378,7 +2384,7 @@
         <w:rPr>
           <w:rFonts w:ascii="Gentium" w:hAnsi="Gentium" w:cs="Gentium"/>
         </w:rPr>
-        <w:t xml:space="preserve">Thus I endured for seven years, sitting on a dung-hill outside of the city while being plague-stricken. </w:t>
+        <w:t xml:space="preserve">Thus I endured for seven years, sitting on a dunghill outside of the city while being plague-stricken. </w:t>
       </w:r>
       <w:r>
         <w:rPr>
@@ -2394,7 +2400,7 @@
         <w:rPr>
           <w:rFonts w:ascii="Gentium" w:hAnsi="Gentium" w:cs="Gentium"/>
         </w:rPr>
-        <w:t xml:space="preserve">And I saw with my own eyes my longed-for children [carried by angels to heaven] </w:t>
+        <w:t xml:space="preserve">And I saw with my own eyes my longed-for children [carried by angels to heaven]. </w:t>
       </w:r>
       <w:r>
         <w:rPr>
@@ -2516,78 +2522,84 @@
           <w:color w:val="0070C0"/>
           <w:vertAlign w:val="superscript"/>
         </w:rPr>
+        <w:t>18 </w:t>
+      </w:r>
+      <w:r>
+        <w:rPr>
+          <w:rFonts w:ascii="Gentium" w:hAnsi="Gentium" w:cs="Gentium"/>
+        </w:rPr>
+        <w:t xml:space="preserve">Whereupon she answered saying, “Where shall I get money? Do you not know what misfortune happened to me. If you have pity, show it to me; if not, you shall see.” </w:t>
+      </w:r>
+      <w:r>
+        <w:rPr>
+          <w:rFonts w:ascii="Gentium" w:hAnsi="Gentium" w:cs="Gentium"/>
+          <w:b/>
+          <w:bCs/>
+          <w:color w:val="0070C0"/>
+          <w:vertAlign w:val="superscript"/>
+        </w:rPr>
+        <w:t>19 </w:t>
+      </w:r>
+      <w:r>
+        <w:rPr>
+          <w:rFonts w:ascii="Gentium" w:hAnsi="Gentium" w:cs="Gentium"/>
+        </w:rPr>
+        <w:t xml:space="preserve">And he replied saying, “If you did not deserve this misfortune, you would not have suffered all this. </w:t>
+      </w:r>
+      <w:r>
+        <w:rPr>
+          <w:rFonts w:ascii="Gentium" w:hAnsi="Gentium" w:cs="Gentium"/>
+          <w:b/>
+          <w:bCs/>
+          <w:color w:val="0070C0"/>
+          <w:vertAlign w:val="superscript"/>
+        </w:rPr>
+        <w:t>20 </w:t>
+      </w:r>
+      <w:r>
+        <w:rPr>
+          <w:rFonts w:ascii="Gentium" w:hAnsi="Gentium" w:cs="Gentium"/>
+        </w:rPr>
+        <w:t xml:space="preserve">Now, if there is no silver piece in your hand, give me the hair of your head and take three loaves of bread for it, so that you may live on there for three days.” </w:t>
+      </w:r>
+      <w:r>
+        <w:rPr>
+          <w:rFonts w:ascii="Gentium" w:hAnsi="Gentium" w:cs="Gentium"/>
+          <w:b/>
+          <w:bCs/>
+          <w:color w:val="0070C0"/>
+          <w:vertAlign w:val="superscript"/>
+        </w:rPr>
+        <w:t>21 </w:t>
+      </w:r>
+      <w:r>
+        <w:rPr>
+          <w:rFonts w:ascii="Gentium" w:hAnsi="Gentium" w:cs="Gentium"/>
+        </w:rPr>
+        <w:t xml:space="preserve">Then she said to herself, “What is the hair of my head in comparison with my starving husband?” </w:t>
+      </w:r>
+      <w:r>
+        <w:rPr>
+          <w:rFonts w:ascii="Gentium" w:hAnsi="Gentium" w:cs="Gentium"/>
+          <w:b/>
+          <w:bCs/>
+          <w:color w:val="0070C0"/>
+          <w:vertAlign w:val="superscript"/>
+        </w:rPr>
+        <w:t>22 </w:t>
+      </w:r>
+      <w:r>
+        <w:rPr>
+          <w:rFonts w:ascii="Gentium" w:hAnsi="Gentium" w:cs="Gentium"/>
+        </w:rPr>
+        <w:t xml:space="preserve">And so, after having pondered over the matter, she said to him, “Rise </w:t>
+      </w:r>
+      <w:r>
+        <w:rPr>
+          <w:rFonts w:ascii="Gentium" w:hAnsi="Gentium" w:cs="Gentium"/>
+        </w:rPr>
         <w:lastRenderedPageBreak/>
-        <w:t>18 </w:t>
-      </w:r>
-      <w:r>
-        <w:rPr>
-          <w:rFonts w:ascii="Gentium" w:hAnsi="Gentium" w:cs="Gentium"/>
-        </w:rPr>
-        <w:t xml:space="preserve">Whereupon she answered saying, “Where shall I get money? Do you not know what misfortune happened to me. If you have pity, show it to me; if not, you shall see.” </w:t>
-      </w:r>
-      <w:r>
-        <w:rPr>
-          <w:rFonts w:ascii="Gentium" w:hAnsi="Gentium" w:cs="Gentium"/>
-          <w:b/>
-          <w:bCs/>
-          <w:color w:val="0070C0"/>
-          <w:vertAlign w:val="superscript"/>
-        </w:rPr>
-        <w:t>19 </w:t>
-      </w:r>
-      <w:r>
-        <w:rPr>
-          <w:rFonts w:ascii="Gentium" w:hAnsi="Gentium" w:cs="Gentium"/>
-        </w:rPr>
-        <w:t xml:space="preserve">And he replied saying, “If you did not deserve this misfortune, you would not have suffered all this. </w:t>
-      </w:r>
-      <w:r>
-        <w:rPr>
-          <w:rFonts w:ascii="Gentium" w:hAnsi="Gentium" w:cs="Gentium"/>
-          <w:b/>
-          <w:bCs/>
-          <w:color w:val="0070C0"/>
-          <w:vertAlign w:val="superscript"/>
-        </w:rPr>
-        <w:t>20 </w:t>
-      </w:r>
-      <w:r>
-        <w:rPr>
-          <w:rFonts w:ascii="Gentium" w:hAnsi="Gentium" w:cs="Gentium"/>
-        </w:rPr>
-        <w:t xml:space="preserve">Now, if there is no silver piece in your hand, give me the hair of your head and take three loaves of bread for it, so that you may live on there for three days.” </w:t>
-      </w:r>
-      <w:r>
-        <w:rPr>
-          <w:rFonts w:ascii="Gentium" w:hAnsi="Gentium" w:cs="Gentium"/>
-          <w:b/>
-          <w:bCs/>
-          <w:color w:val="0070C0"/>
-          <w:vertAlign w:val="superscript"/>
-        </w:rPr>
-        <w:t>21 </w:t>
-      </w:r>
-      <w:r>
-        <w:rPr>
-          <w:rFonts w:ascii="Gentium" w:hAnsi="Gentium" w:cs="Gentium"/>
-        </w:rPr>
-        <w:t xml:space="preserve">Then she said to herself, “What is the hair of my head in comparison with my starving husband?” </w:t>
-      </w:r>
-      <w:r>
-        <w:rPr>
-          <w:rFonts w:ascii="Gentium" w:hAnsi="Gentium" w:cs="Gentium"/>
-          <w:b/>
-          <w:bCs/>
-          <w:color w:val="0070C0"/>
-          <w:vertAlign w:val="superscript"/>
-        </w:rPr>
-        <w:t>22 </w:t>
-      </w:r>
-      <w:r>
-        <w:rPr>
-          <w:rFonts w:ascii="Gentium" w:hAnsi="Gentium" w:cs="Gentium"/>
-        </w:rPr>
-        <w:t xml:space="preserve">And so, after having pondered over the matter, she said to him, “Rise and cut off my hair.” </w:t>
+        <w:t xml:space="preserve">and cut off my hair.” </w:t>
       </w:r>
       <w:r>
         <w:rPr>
@@ -2775,7 +2787,7 @@
         <w:rPr>
           <w:rFonts w:ascii="Gentium" w:hAnsi="Gentium" w:cs="Gentium"/>
         </w:rPr>
-        <w:t xml:space="preserve">And so, I ventured to go to the market without bashfulness; and, when the bread-seller told me, “Give me money. and thou shalt have bread,” I disclosed to him our state of distress. </w:t>
+        <w:t xml:space="preserve">And so, I ventured to go to the market without bashfulness; and, when the bread-seller told me, “Give me money and you shall have bread,” I disclosed to him our state of distress. </w:t>
       </w:r>
       <w:r>
         <w:rPr>
@@ -2807,7 +2819,7 @@
         <w:rPr>
           <w:rFonts w:ascii="Gentium" w:hAnsi="Gentium" w:cs="Gentium"/>
         </w:rPr>
-        <w:t xml:space="preserve">And I yielded to the wrong and said to him, “Rise and cut off my hair!” And he rose and, in disgrace cut off with the scissors the hair of my head on the marketplace, while the crowd stood by and wondered. </w:t>
+        <w:t xml:space="preserve">And I yielded to the wrong and said to him, “Rise and cut off my hair!” And he rose and, in disgrace cut off with the scissors the hair of my head in the marketplace, while the crowd stood by and wondered. </w:t>
       </w:r>
       <w:r>
         <w:rPr>
@@ -2979,62 +2991,68 @@
           <w:color w:val="0070C0"/>
           <w:vertAlign w:val="superscript"/>
         </w:rPr>
+        <w:t>19 </w:t>
+      </w:r>
+      <w:r>
+        <w:rPr>
+          <w:rFonts w:ascii="Gentium" w:hAnsi="Gentium" w:cs="Gentium"/>
+        </w:rPr>
+        <w:t xml:space="preserve">“But I replied to her, “Behold I have been for these seven years plague-stricken, and I have stood the worms of my body, and I was not weighed down in my soul by all these pains. </w:t>
+      </w:r>
+      <w:r>
+        <w:rPr>
+          <w:rFonts w:ascii="Gentium" w:hAnsi="Gentium" w:cs="Gentium"/>
+          <w:b/>
+          <w:bCs/>
+          <w:color w:val="0070C0"/>
+          <w:vertAlign w:val="superscript"/>
+        </w:rPr>
+        <w:t>20 </w:t>
+      </w:r>
+      <w:r>
+        <w:rPr>
+          <w:rFonts w:ascii="Gentium" w:hAnsi="Gentium" w:cs="Gentium"/>
+        </w:rPr>
+        <w:t xml:space="preserve">And, as to the word that you say, “Speak some word against God and die!” together with you I will sustain the evil that you see, and let us endure the ruin of all that we have. </w:t>
+      </w:r>
+      <w:r>
+        <w:rPr>
+          <w:rFonts w:ascii="Gentium" w:hAnsi="Gentium" w:cs="Gentium"/>
+          <w:b/>
+          <w:bCs/>
+          <w:color w:val="0070C0"/>
+          <w:vertAlign w:val="superscript"/>
+        </w:rPr>
+        <w:t>21 </w:t>
+      </w:r>
+      <w:r>
+        <w:rPr>
+          <w:rFonts w:ascii="Gentium" w:hAnsi="Gentium" w:cs="Gentium"/>
+        </w:rPr>
+        <w:t xml:space="preserve">Yet you desire that we should say some word against God and that He should be exchanged for the great Pluto [the god of the nether world.] </w:t>
+      </w:r>
+      <w:r>
+        <w:rPr>
+          <w:rFonts w:ascii="Gentium" w:hAnsi="Gentium" w:cs="Gentium"/>
+          <w:b/>
+          <w:bCs/>
+          <w:color w:val="0070C0"/>
+          <w:vertAlign w:val="superscript"/>
+        </w:rPr>
+        <w:t>22 </w:t>
+      </w:r>
+      <w:r>
+        <w:rPr>
+          <w:rFonts w:ascii="Gentium" w:hAnsi="Gentium" w:cs="Gentium"/>
+        </w:rPr>
+        <w:t xml:space="preserve">Why do you not remember those great goods that we possessed, if these goods come from the hands of the Lord, should not we also endure evils and be high-minded in everything until the Lord will have mercy again </w:t>
+      </w:r>
+      <w:r>
+        <w:rPr>
+          <w:rFonts w:ascii="Gentium" w:hAnsi="Gentium" w:cs="Gentium"/>
+        </w:rPr>
         <w:lastRenderedPageBreak/>
-        <w:t>19 </w:t>
-      </w:r>
-      <w:r>
-        <w:rPr>
-          <w:rFonts w:ascii="Gentium" w:hAnsi="Gentium" w:cs="Gentium"/>
-        </w:rPr>
-        <w:t xml:space="preserve">“But I replied to her, “Behold I have been for these seven years plague-stricken, and I have stood the worms of my body, and I was not weighed down in my soul by all these pains. </w:t>
-      </w:r>
-      <w:r>
-        <w:rPr>
-          <w:rFonts w:ascii="Gentium" w:hAnsi="Gentium" w:cs="Gentium"/>
-          <w:b/>
-          <w:bCs/>
-          <w:color w:val="0070C0"/>
-          <w:vertAlign w:val="superscript"/>
-        </w:rPr>
-        <w:t>20 </w:t>
-      </w:r>
-      <w:r>
-        <w:rPr>
-          <w:rFonts w:ascii="Gentium" w:hAnsi="Gentium" w:cs="Gentium"/>
-        </w:rPr>
-        <w:t xml:space="preserve">And, as to the word that you say, “Speak some word against God and die!” together with you I will sustain the evil that you see, and let us endure the ruin of all that we have. </w:t>
-      </w:r>
-      <w:r>
-        <w:rPr>
-          <w:rFonts w:ascii="Gentium" w:hAnsi="Gentium" w:cs="Gentium"/>
-          <w:b/>
-          <w:bCs/>
-          <w:color w:val="0070C0"/>
-          <w:vertAlign w:val="superscript"/>
-        </w:rPr>
-        <w:t>21 </w:t>
-      </w:r>
-      <w:r>
-        <w:rPr>
-          <w:rFonts w:ascii="Gentium" w:hAnsi="Gentium" w:cs="Gentium"/>
-        </w:rPr>
-        <w:t xml:space="preserve">Yet you desire that we should say some word against God and that He should be exchanged for the great Pluto [the god of the nether world.] </w:t>
-      </w:r>
-      <w:r>
-        <w:rPr>
-          <w:rFonts w:ascii="Gentium" w:hAnsi="Gentium" w:cs="Gentium"/>
-          <w:b/>
-          <w:bCs/>
-          <w:color w:val="0070C0"/>
-          <w:vertAlign w:val="superscript"/>
-        </w:rPr>
-        <w:t>22 </w:t>
-      </w:r>
-      <w:r>
-        <w:rPr>
-          <w:rFonts w:ascii="Gentium" w:hAnsi="Gentium" w:cs="Gentium"/>
-        </w:rPr>
-        <w:t xml:space="preserve">Why do you not remember those great goods that we possessed, if these goods come from the hands of the Lord, should not we also endure evils and be high-minded in everything until the Lord will have mercy again and show pity to us? </w:t>
+        <w:t xml:space="preserve">and show pity to us? </w:t>
       </w:r>
       <w:r>
         <w:rPr>
@@ -3295,7 +3313,7 @@
         <w:rPr>
           <w:rFonts w:ascii="Gentium" w:hAnsi="Gentium" w:cs="Gentium"/>
         </w:rPr>
-        <w:t xml:space="preserve">They were four in numbers: Eliphaz, the king of Teman, and Balad, and Sophar, and Elihu. </w:t>
+        <w:t xml:space="preserve">They were four in number: Eliphaz, the king of Teman, and Balad, and Sophar, and Elihu. </w:t>
       </w:r>
       <w:r>
         <w:rPr>
@@ -3503,94 +3521,94 @@
         <w:rPr>
           <w:rFonts w:ascii="Gentium" w:hAnsi="Gentium" w:cs="Gentium"/>
         </w:rPr>
-        <w:t xml:space="preserve">And, while their hosts were standing </w:t>
+        <w:t xml:space="preserve">And, while their hosts were standing around, I saw the three kings lie on the ground for three hours, like dead. </w:t>
+      </w:r>
+      <w:r>
+        <w:rPr>
+          <w:rFonts w:ascii="Gentium" w:hAnsi="Gentium" w:cs="Gentium"/>
+          <w:b/>
+          <w:bCs/>
+          <w:color w:val="0070C0"/>
+          <w:vertAlign w:val="superscript"/>
+        </w:rPr>
+        <w:t>18 </w:t>
+      </w:r>
+      <w:r>
+        <w:rPr>
+          <w:rFonts w:ascii="Gentium" w:hAnsi="Gentium" w:cs="Gentium"/>
+        </w:rPr>
+        <w:t xml:space="preserve">Then they rose and said to each other, “We cannot believe that this is Jobab.” </w:t>
+      </w:r>
+      <w:r>
+        <w:rPr>
+          <w:rFonts w:ascii="Gentium" w:hAnsi="Gentium" w:cs="Gentium"/>
+          <w:b/>
+          <w:bCs/>
+          <w:color w:val="0070C0"/>
+          <w:vertAlign w:val="superscript"/>
+        </w:rPr>
+        <w:t>19 </w:t>
+      </w:r>
+      <w:r>
+        <w:rPr>
+          <w:rFonts w:ascii="Gentium" w:hAnsi="Gentium" w:cs="Gentium"/>
+        </w:rPr>
+        <w:t xml:space="preserve">And, finally, after they had for seven days inquired after everything concerning me and searched for my flocks and other possessions, they said, </w:t>
+      </w:r>
+      <w:r>
+        <w:rPr>
+          <w:rFonts w:ascii="Gentium" w:hAnsi="Gentium" w:cs="Gentium"/>
+          <w:b/>
+          <w:bCs/>
+          <w:color w:val="0070C0"/>
+          <w:vertAlign w:val="superscript"/>
+        </w:rPr>
+        <w:t>20 </w:t>
+      </w:r>
+      <w:r>
+        <w:rPr>
+          <w:rFonts w:ascii="Gentium" w:hAnsi="Gentium" w:cs="Gentium"/>
+        </w:rPr>
+        <w:t xml:space="preserve">“Do we not know how many goods were sent by him to the cities and the villages round about to be given to the poor, aside from all that was given away by him within his own house? How then could he have fallen into such a state of perdition and misery?” </w:t>
+      </w:r>
+      <w:r>
+        <w:rPr>
+          <w:rFonts w:ascii="Gentium" w:hAnsi="Gentium" w:cs="Gentium"/>
+          <w:b/>
+          <w:bCs/>
+          <w:color w:val="0070C0"/>
+          <w:vertAlign w:val="superscript"/>
+        </w:rPr>
+        <w:t>21 </w:t>
+      </w:r>
+      <w:r>
+        <w:rPr>
+          <w:rFonts w:ascii="Gentium" w:hAnsi="Gentium" w:cs="Gentium"/>
+        </w:rPr>
+        <w:t xml:space="preserve">And, after the seven days, Elihu said to the kings, “Come let us step near and examine him accurately, whether he truly is Jobab or not.” </w:t>
+      </w:r>
+      <w:r>
+        <w:rPr>
+          <w:rFonts w:ascii="Gentium" w:hAnsi="Gentium" w:cs="Gentium"/>
+          <w:b/>
+          <w:bCs/>
+          <w:color w:val="0070C0"/>
+          <w:vertAlign w:val="superscript"/>
+        </w:rPr>
+        <w:t>22 </w:t>
+      </w:r>
+      <w:r>
+        <w:rPr>
+          <w:rFonts w:ascii="Gentium" w:hAnsi="Gentium" w:cs="Gentium"/>
+        </w:rPr>
+        <w:t xml:space="preserve">And they, being not half a mile (stadium) </w:t>
       </w:r>
       <w:r>
         <w:rPr>
           <w:rFonts w:ascii="Gentium" w:hAnsi="Gentium" w:cs="Gentium"/>
         </w:rPr>
         <w:lastRenderedPageBreak/>
-        <w:t xml:space="preserve">around, I saw the three kings lie on the ground for three hours, like dead. </w:t>
-      </w:r>
-      <w:r>
-        <w:rPr>
-          <w:rFonts w:ascii="Gentium" w:hAnsi="Gentium" w:cs="Gentium"/>
-          <w:b/>
-          <w:bCs/>
-          <w:color w:val="0070C0"/>
-          <w:vertAlign w:val="superscript"/>
-        </w:rPr>
-        <w:t>18 </w:t>
-      </w:r>
-      <w:r>
-        <w:rPr>
-          <w:rFonts w:ascii="Gentium" w:hAnsi="Gentium" w:cs="Gentium"/>
-        </w:rPr>
-        <w:t xml:space="preserve">Then they rose and said to each other, “We cannot believe that this is Jobab.” </w:t>
-      </w:r>
-      <w:r>
-        <w:rPr>
-          <w:rFonts w:ascii="Gentium" w:hAnsi="Gentium" w:cs="Gentium"/>
-          <w:b/>
-          <w:bCs/>
-          <w:color w:val="0070C0"/>
-          <w:vertAlign w:val="superscript"/>
-        </w:rPr>
-        <w:t>19 </w:t>
-      </w:r>
-      <w:r>
-        <w:rPr>
-          <w:rFonts w:ascii="Gentium" w:hAnsi="Gentium" w:cs="Gentium"/>
-        </w:rPr>
-        <w:t xml:space="preserve">And, finally, after they had for seven days inquired after everything concerning me and searched for my flocks and other possessions, they said, </w:t>
-      </w:r>
-      <w:r>
-        <w:rPr>
-          <w:rFonts w:ascii="Gentium" w:hAnsi="Gentium" w:cs="Gentium"/>
-          <w:b/>
-          <w:bCs/>
-          <w:color w:val="0070C0"/>
-          <w:vertAlign w:val="superscript"/>
-        </w:rPr>
-        <w:t>20 </w:t>
-      </w:r>
-      <w:r>
-        <w:rPr>
-          <w:rFonts w:ascii="Gentium" w:hAnsi="Gentium" w:cs="Gentium"/>
-        </w:rPr>
-        <w:t xml:space="preserve">“Do we not know how many goods were sent by him to the cities and the villages round about to be given to the poor, aside from all that was given away by him within his own house? How then could he have fallen into such a state of perdition and misery?” </w:t>
-      </w:r>
-      <w:r>
-        <w:rPr>
-          <w:rFonts w:ascii="Gentium" w:hAnsi="Gentium" w:cs="Gentium"/>
-          <w:b/>
-          <w:bCs/>
-          <w:color w:val="0070C0"/>
-          <w:vertAlign w:val="superscript"/>
-        </w:rPr>
-        <w:t>21 </w:t>
-      </w:r>
-      <w:r>
-        <w:rPr>
-          <w:rFonts w:ascii="Gentium" w:hAnsi="Gentium" w:cs="Gentium"/>
-        </w:rPr>
-        <w:t xml:space="preserve">And, after the seven days, Elihu said to the kings, “Come let us step near and examine him accurately, whether he truly is Jobab or not.” </w:t>
-      </w:r>
-      <w:r>
-        <w:rPr>
-          <w:rFonts w:ascii="Gentium" w:hAnsi="Gentium" w:cs="Gentium"/>
-          <w:b/>
-          <w:bCs/>
-          <w:color w:val="0070C0"/>
-          <w:vertAlign w:val="superscript"/>
-        </w:rPr>
-        <w:t>22 </w:t>
-      </w:r>
-      <w:r>
-        <w:rPr>
-          <w:rFonts w:ascii="Gentium" w:hAnsi="Gentium" w:cs="Gentium"/>
-        </w:rPr>
-        <w:t xml:space="preserve">And they, being not half a mile (stadium) distant from his malodorous body, they rose and stepped near, carrying perfume in their hands, while their soldiers went with them and threw fragrant incense round about them so that they could come near me. </w:t>
+        <w:t xml:space="preserve">distant from his malodorous body, they rose and stepped near, carrying perfume in their hands, while their soldiers went with them and threw fragrant incense round about them so that they could come near me. </w:t>
       </w:r>
       <w:r>
         <w:rPr>
@@ -3622,7 +3640,19 @@
         <w:rPr>
           <w:rFonts w:ascii="Gentium" w:hAnsi="Gentium" w:cs="Gentium"/>
         </w:rPr>
-        <w:t xml:space="preserve">And Eliphaz began and said, “Are you, indeed, Job, our fellow-king? Are you the one who owned the great glory? </w:t>
+        <w:t xml:space="preserve">And Eliphaz began and said, “Are you, indeed, Job, our </w:t>
+      </w:r>
+      <w:r>
+        <w:rPr>
+          <w:rFonts w:ascii="Gentium" w:hAnsi="Gentium" w:cs="Gentium"/>
+        </w:rPr>
+        <w:t>fellow king</w:t>
+      </w:r>
+      <w:r>
+        <w:rPr>
+          <w:rFonts w:ascii="Gentium" w:hAnsi="Gentium" w:cs="Gentium"/>
+        </w:rPr>
+        <w:t xml:space="preserve">? Are you the one who owned the great glory? </w:t>
       </w:r>
       <w:r>
         <w:rPr>
@@ -3864,7 +3894,7 @@
         <w:rPr>
           <w:rFonts w:ascii="Gentium" w:hAnsi="Gentium" w:cs="Gentium"/>
         </w:rPr>
-        <w:t xml:space="preserve">For, rivers will he dried up and their arrogance shall go down to the depth of the abyss, but the streams of my land in which my throne is erected, shall not dry up, but shall remain unbroken in strength. </w:t>
+        <w:t xml:space="preserve">For, rivers will be dried up and their arrogance shall go down to the depth of the abyss, but the streams of my land in which my throne is erected, shall not dry up, but shall remain unbroken in strength. </w:t>
       </w:r>
       <w:r>
         <w:rPr>
@@ -3880,7 +3910,19 @@
         <w:rPr>
           <w:rFonts w:ascii="Gentium" w:hAnsi="Gentium" w:cs="Gentium"/>
         </w:rPr>
-        <w:t>The kings perish and the rulers vanish, and their glory and pride is as the shadow in a looking glass, but my Kingdom lasts forever and ever, and its glory and beauty is in the chariot of my Father.”</w:t>
+        <w:t xml:space="preserve">The kings perish and the rulers vanish, and their glory and pride </w:t>
+      </w:r>
+      <w:r>
+        <w:rPr>
+          <w:rFonts w:ascii="Gentium" w:hAnsi="Gentium" w:cs="Gentium"/>
+        </w:rPr>
+        <w:t>are</w:t>
+      </w:r>
+      <w:r>
+        <w:rPr>
+          <w:rFonts w:ascii="Gentium" w:hAnsi="Gentium" w:cs="Gentium"/>
+        </w:rPr>
+        <w:t xml:space="preserve"> as the shadow in a looking glass, but my Kingdom lasts forever and ever, and its glory and beauty is in the chariot of my Father.”</w:t>
       </w:r>
     </w:p>
     <w:p>
@@ -3956,78 +3998,78 @@
         <w:rPr>
           <w:rFonts w:ascii="Gentium" w:hAnsi="Gentium" w:cs="Gentium"/>
         </w:rPr>
-        <w:t xml:space="preserve">This man sits here in misery, worm-eaten amidst an </w:t>
+        <w:t xml:space="preserve">This man sits here in misery, worm-eaten amidst an unbearable state of putrefaction, and yet he challenges it saving, “Kingdoms shall perish and their rulers, but my Kingdom,” says he, “shall last forever.” </w:t>
+      </w:r>
+      <w:r>
+        <w:rPr>
+          <w:rFonts w:ascii="Gentium" w:hAnsi="Gentium" w:cs="Gentium"/>
+          <w:b/>
+          <w:bCs/>
+          <w:color w:val="0070C0"/>
+          <w:vertAlign w:val="superscript"/>
+        </w:rPr>
+        <w:t>3 </w:t>
+      </w:r>
+      <w:r>
+        <w:rPr>
+          <w:rFonts w:ascii="Gentium" w:hAnsi="Gentium" w:cs="Gentium"/>
+        </w:rPr>
+        <w:t xml:space="preserve">Eliphaz, then, rose in great commotion; and, turning away from them in great fury, said, “I go hence. We have, indeed, come to comfort him, but he declares war to us in view of our armies.” </w:t>
+      </w:r>
+      <w:r>
+        <w:rPr>
+          <w:rFonts w:ascii="Gentium" w:hAnsi="Gentium" w:cs="Gentium"/>
+          <w:b/>
+          <w:bCs/>
+          <w:color w:val="0070C0"/>
+          <w:vertAlign w:val="superscript"/>
+        </w:rPr>
+        <w:t>4 </w:t>
+      </w:r>
+      <w:r>
+        <w:rPr>
+          <w:rFonts w:ascii="Gentium" w:hAnsi="Gentium" w:cs="Gentium"/>
+        </w:rPr>
+        <w:t xml:space="preserve">But then Bildad seized him by the hand and said, “Not thus ought one to speak to an afflicted man, and especially to one stricken down with so many plagues. </w:t>
+      </w:r>
+      <w:r>
+        <w:rPr>
+          <w:rFonts w:ascii="Gentium" w:hAnsi="Gentium" w:cs="Gentium"/>
+          <w:b/>
+          <w:bCs/>
+          <w:color w:val="0070C0"/>
+          <w:vertAlign w:val="superscript"/>
+        </w:rPr>
+        <w:t>5 </w:t>
+      </w:r>
+      <w:r>
+        <w:rPr>
+          <w:rFonts w:ascii="Gentium" w:hAnsi="Gentium" w:cs="Gentium"/>
+        </w:rPr>
+        <w:t xml:space="preserve">Behold! We, being in good health, dared not approach him on account of the offensive odour, except with the help of plenty of fragrant aroma. But you, Eliphaz, are forgetful of all this. </w:t>
+      </w:r>
+      <w:r>
+        <w:rPr>
+          <w:rFonts w:ascii="Gentium" w:hAnsi="Gentium" w:cs="Gentium"/>
+          <w:b/>
+          <w:bCs/>
+          <w:color w:val="0070C0"/>
+          <w:vertAlign w:val="superscript"/>
+        </w:rPr>
+        <w:t>6 </w:t>
+      </w:r>
+      <w:r>
+        <w:rPr>
+          <w:rFonts w:ascii="Gentium" w:hAnsi="Gentium" w:cs="Gentium"/>
+        </w:rPr>
+        <w:t xml:space="preserve">Let me speak plainly. </w:t>
       </w:r>
       <w:r>
         <w:rPr>
           <w:rFonts w:ascii="Gentium" w:hAnsi="Gentium" w:cs="Gentium"/>
         </w:rPr>
         <w:lastRenderedPageBreak/>
-        <w:t xml:space="preserve">unbearable state of putrefaction, and yet he challenges it saving, “Kingdoms shall perish and their rulers, but my Kingdom,” says he, “shall last forever.” </w:t>
-      </w:r>
-      <w:r>
-        <w:rPr>
-          <w:rFonts w:ascii="Gentium" w:hAnsi="Gentium" w:cs="Gentium"/>
-          <w:b/>
-          <w:bCs/>
-          <w:color w:val="0070C0"/>
-          <w:vertAlign w:val="superscript"/>
-        </w:rPr>
-        <w:t>3 </w:t>
-      </w:r>
-      <w:r>
-        <w:rPr>
-          <w:rFonts w:ascii="Gentium" w:hAnsi="Gentium" w:cs="Gentium"/>
-        </w:rPr>
-        <w:t xml:space="preserve">Eliphaz, then, rose in great commotion; and, turning away from them in great fury, said, “I go hence. We have, indeed, come to comfort him, but he declares war to us in view of our armies.” </w:t>
-      </w:r>
-      <w:r>
-        <w:rPr>
-          <w:rFonts w:ascii="Gentium" w:hAnsi="Gentium" w:cs="Gentium"/>
-          <w:b/>
-          <w:bCs/>
-          <w:color w:val="0070C0"/>
-          <w:vertAlign w:val="superscript"/>
-        </w:rPr>
-        <w:t>4 </w:t>
-      </w:r>
-      <w:r>
-        <w:rPr>
-          <w:rFonts w:ascii="Gentium" w:hAnsi="Gentium" w:cs="Gentium"/>
-        </w:rPr>
-        <w:t xml:space="preserve">But then Bildad seized him by the hand and said, “Not thus ought one to speak to an afflicted man, and especially to one stricken down with so many plagues. </w:t>
-      </w:r>
-      <w:r>
-        <w:rPr>
-          <w:rFonts w:ascii="Gentium" w:hAnsi="Gentium" w:cs="Gentium"/>
-          <w:b/>
-          <w:bCs/>
-          <w:color w:val="0070C0"/>
-          <w:vertAlign w:val="superscript"/>
-        </w:rPr>
-        <w:t>5 </w:t>
-      </w:r>
-      <w:r>
-        <w:rPr>
-          <w:rFonts w:ascii="Gentium" w:hAnsi="Gentium" w:cs="Gentium"/>
-        </w:rPr>
-        <w:t xml:space="preserve">Behold! We, being in good health, dared not approach him on account of the offensive odour, except with the help of plenty of fragrant aroma. But you, Eliphaz, are forgetful of all this. </w:t>
-      </w:r>
-      <w:r>
-        <w:rPr>
-          <w:rFonts w:ascii="Gentium" w:hAnsi="Gentium" w:cs="Gentium"/>
-          <w:b/>
-          <w:bCs/>
-          <w:color w:val="0070C0"/>
-          <w:vertAlign w:val="superscript"/>
-        </w:rPr>
-        <w:t>6 </w:t>
-      </w:r>
-      <w:r>
-        <w:rPr>
-          <w:rFonts w:ascii="Gentium" w:hAnsi="Gentium" w:cs="Gentium"/>
-        </w:rPr>
-        <w:t xml:space="preserve">Let me speak plainly. Let us be magnanimous and learn what is the cause. Must he, in remembering his former days of happiness, not become mad in his mind? </w:t>
+        <w:t xml:space="preserve">Let us be magnanimous and learn what is the cause. Must he, in remembering his former days of happiness, not become mad in his mind? </w:t>
       </w:r>
       <w:r>
         <w:rPr>
@@ -4133,13 +4175,13 @@
           <w:color w:val="0070C0"/>
           <w:vertAlign w:val="superscript"/>
         </w:rPr>
-        <w:t>13</w:t>
-      </w:r>
-      <w:r>
-        <w:rPr>
-          <w:rFonts w:ascii="Gentium" w:hAnsi="Gentium" w:cs="Gentium"/>
-        </w:rPr>
-        <w:t xml:space="preserve">. And he said to me, “Who deprived you of all you possessed? And who inflicted you with these plagues?” 9 And I said, “God.” </w:t>
+        <w:t>13 </w:t>
+      </w:r>
+      <w:r>
+        <w:rPr>
+          <w:rFonts w:ascii="Gentium" w:hAnsi="Gentium" w:cs="Gentium"/>
+        </w:rPr>
+        <w:t xml:space="preserve">And he said to me, “Who deprived you of all you possessed? And who inflicted you with these plagues?” And I said, “God.” </w:t>
       </w:r>
       <w:r>
         <w:rPr>
@@ -4171,7 +4213,7 @@
         <w:rPr>
           <w:rFonts w:ascii="Gentium" w:hAnsi="Gentium" w:cs="Gentium"/>
         </w:rPr>
-        <w:t xml:space="preserve">And, since He has taken these, it is clear that He has given you nothing. No king will disgrace his soldier who has served him well as body-guard.” </w:t>
+        <w:t xml:space="preserve">And, since He has taken these, it is clear that He has given you nothing. No king will disgrace his soldier who has served him well as bodyguard.” </w:t>
       </w:r>
       <w:r>
         <w:rPr>
@@ -4391,7 +4433,6 @@
           <w:sz w:val="28"/>
           <w:szCs w:val="28"/>
         </w:rPr>
-        <w:lastRenderedPageBreak/>
         <w:t>Chapter 9</w:t>
       </w:r>
     </w:p>
@@ -4449,7 +4490,14 @@
         <w:rPr>
           <w:rFonts w:ascii="Gentium" w:hAnsi="Gentium" w:cs="Gentium"/>
         </w:rPr>
-        <w:t xml:space="preserve">Then the kings broke forth in great weeping and, being in double perplexity, they kept silent. But Eliphaz took his purple mantle and cast it about her to wrap herself up with it. </w:t>
+        <w:t xml:space="preserve">Then the kings broke forth in great weeping and, being in double perplexity, they kept silent. </w:t>
+      </w:r>
+      <w:r>
+        <w:rPr>
+          <w:rFonts w:ascii="Gentium" w:hAnsi="Gentium" w:cs="Gentium"/>
+        </w:rPr>
+        <w:lastRenderedPageBreak/>
+        <w:t xml:space="preserve">But Eliphaz took his purple mantle and cast it about her to wrap herself up with it. </w:t>
       </w:r>
       <w:r>
         <w:rPr>
@@ -4570,7 +4618,7 @@
         <w:rPr>
           <w:rFonts w:ascii="Gentium" w:hAnsi="Gentium" w:cs="Gentium"/>
         </w:rPr>
-        <w:t xml:space="preserve">For, while we desire to bring the bones of his children back, he forbids us to do so saying, “They have been taken and placed the keeping of their Maker.” Therefore, prove to us the truth.” </w:t>
+        <w:t xml:space="preserve">For, while we desire to bring the bones of his children back, he forbids us to do so saying, “They have been taken and placed in the keeping of their Maker.” Therefore, prove to us the truth.” </w:t>
       </w:r>
       <w:r>
         <w:rPr>
@@ -4602,7 +4650,19 @@
         <w:rPr>
           <w:rFonts w:ascii="Gentium" w:hAnsi="Gentium" w:cs="Gentium"/>
         </w:rPr>
-        <w:t xml:space="preserve">And I stood upright, and pronounced first the praise of God and after the prayer I said to them, “Look with your eyes to the East.” </w:t>
+        <w:t xml:space="preserve">And I stood </w:t>
+      </w:r>
+      <w:r>
+        <w:rPr>
+          <w:rFonts w:ascii="Gentium" w:hAnsi="Gentium" w:cs="Gentium"/>
+        </w:rPr>
+        <w:t>upright and</w:t>
+      </w:r>
+      <w:r>
+        <w:rPr>
+          <w:rFonts w:ascii="Gentium" w:hAnsi="Gentium" w:cs="Gentium"/>
+        </w:rPr>
+        <w:t xml:space="preserve"> pronounced first the praise of God and after the prayer I said to them, “Look with your eyes to the East.” </w:t>
       </w:r>
       <w:r>
         <w:rPr>
@@ -4831,14 +4891,7 @@
         <w:rPr>
           <w:rFonts w:ascii="Gentium" w:hAnsi="Gentium" w:cs="Gentium"/>
         </w:rPr>
-        <w:t xml:space="preserve">And they rose in anger, ready to part in </w:t>
-      </w:r>
-      <w:r>
-        <w:rPr>
-          <w:rFonts w:ascii="Gentium" w:hAnsi="Gentium" w:cs="Gentium"/>
-        </w:rPr>
-        <w:lastRenderedPageBreak/>
-        <w:t xml:space="preserve">wrathful spirit. But Elihu conjured them to stay yet a little while until he would have shown them what it was. </w:t>
+        <w:t xml:space="preserve">And they rose in anger, ready to part in wrathful spirit. But Elihu conjured them to stay yet a little while until he would have shown them what it was. </w:t>
       </w:r>
       <w:r>
         <w:rPr>
@@ -4937,6 +4990,7 @@
           <w:color w:val="0070C0"/>
           <w:vertAlign w:val="superscript"/>
         </w:rPr>
+        <w:lastRenderedPageBreak/>
         <w:t>9 </w:t>
       </w:r>
       <w:r>
@@ -5022,7 +5076,29 @@
         <w:rPr>
           <w:rFonts w:ascii="Gentium" w:hAnsi="Gentium" w:cs="Gentium"/>
         </w:rPr>
-        <w:t xml:space="preserve">        “</w:t>
+        <w:t xml:space="preserve">   </w:t>
+      </w:r>
+      <w:r>
+        <w:rPr>
+          <w:rFonts w:ascii="Gentium" w:hAnsi="Gentium" w:cs="Gentium"/>
+          <w:sz w:val="22"/>
+          <w:szCs w:val="22"/>
+        </w:rPr>
+        <w:t xml:space="preserve"> </w:t>
+      </w:r>
+      <w:r>
+        <w:rPr>
+          <w:rFonts w:ascii="Gentium" w:hAnsi="Gentium" w:cs="Gentium"/>
+          <w:sz w:val="22"/>
+          <w:szCs w:val="22"/>
+        </w:rPr>
+        <w:t xml:space="preserve">     </w:t>
+      </w:r>
+      <w:r>
+        <w:rPr>
+          <w:rFonts w:ascii="Gentium" w:hAnsi="Gentium" w:cs="Gentium"/>
+        </w:rPr>
+        <w:t>“</w:t>
       </w:r>
       <w:r>
         <w:rPr>
@@ -5249,7 +5325,7 @@
           <w:rFonts w:ascii="Gentium" w:hAnsi="Gentium" w:cs="Gentium"/>
         </w:rPr>
         <w:br/>
-        <w:t>because he, had the venom of an adder on his tongue.</w:t>
+        <w:t>because he had the venom of an adder on his tongue.</w:t>
       </w:r>
     </w:p>
     <w:p>
@@ -5267,7 +5343,6 @@
           <w:color w:val="0070C0"/>
           <w:vertAlign w:val="superscript"/>
         </w:rPr>
-        <w:lastRenderedPageBreak/>
         <w:t>20 </w:t>
       </w:r>
       <w:r>
@@ -5282,7 +5357,14 @@
           <w:rFonts w:ascii="Gentium" w:hAnsi="Gentium" w:cs="Gentium"/>
         </w:rPr>
         <w:br/>
-        <w:t>with him there is no preference of person; for, He judges all alike.</w:t>
+        <w:t xml:space="preserve">with him there is no preference of person; </w:t>
+      </w:r>
+      <w:r>
+        <w:rPr>
+          <w:rFonts w:ascii="Gentium" w:hAnsi="Gentium" w:cs="Gentium"/>
+        </w:rPr>
+        <w:br/>
+        <w:t>for, He judges all alike.</w:t>
       </w:r>
     </w:p>
     <w:p>
@@ -5339,6 +5421,7 @@
           <w:color w:val="0070C0"/>
           <w:vertAlign w:val="superscript"/>
         </w:rPr>
+        <w:lastRenderedPageBreak/>
         <w:t>22 </w:t>
       </w:r>
       <w:r>
@@ -5398,7 +5481,14 @@
           <w:rFonts w:ascii="Gentium" w:hAnsi="Gentium" w:cs="Gentium"/>
           <w:color w:val="0070C0"/>
         </w:rPr>
-        <w:t xml:space="preserve">     </w:t>
+        <w:t xml:space="preserve">  </w:t>
+      </w:r>
+      <w:r>
+        <w:rPr>
+          <w:rFonts w:ascii="Gentium" w:hAnsi="Gentium" w:cs="Gentium"/>
+          <w:color w:val="0070C0"/>
+        </w:rPr>
+        <w:t xml:space="preserve">   </w:t>
       </w:r>
       <w:r>
         <w:rPr>
@@ -5681,7 +5771,7 @@
         <w:rPr>
           <w:rFonts w:ascii="Gentium" w:hAnsi="Gentium" w:cs="Gentium"/>
         </w:rPr>
-        <w:t xml:space="preserve">Then they said to their father, 2Our lord and father! Are we not also your children? Why, then, do you not also give us a share of your possessions?” </w:t>
+        <w:t xml:space="preserve">Then they said to their father, “Our lord and father! Are we not also your children? Why, then, do you not also give us a share of your possessions?” </w:t>
       </w:r>
       <w:r>
         <w:rPr>
@@ -5713,7 +5803,7 @@
         <w:rPr>
           <w:rFonts w:ascii="Gentium" w:hAnsi="Gentium" w:cs="Gentium"/>
         </w:rPr>
-        <w:t>And he called his daughter whose name was Day (Yemima) and said to her, “Take this double ring used as a key and go to the treasure-house and bring me the golden casket, that I may give you your possession.”</w:t>
+        <w:t xml:space="preserve">And he called his daughter whose name was Day (Yemima) and said to her, “Take this double ring used as a key and go to the treasure-house and bring me the golden casket, that I may give you your possession.” </w:t>
       </w:r>
       <w:r>
         <w:rPr>
@@ -5761,14 +5851,7 @@
         <w:rPr>
           <w:rFonts w:ascii="Gentium" w:hAnsi="Gentium" w:cs="Gentium"/>
         </w:rPr>
-        <w:t xml:space="preserve">And he gave one </w:t>
-      </w:r>
-      <w:r>
-        <w:rPr>
-          <w:rFonts w:ascii="Gentium" w:hAnsi="Gentium" w:cs="Gentium"/>
-        </w:rPr>
-        <w:lastRenderedPageBreak/>
-        <w:t>string to each of his daughters and said, “Put these as girdles around you in order that all the days of your life they may encircle you and endow you with everything good.”</w:t>
+        <w:t>And he gave one string to each of his daughters and said, “Put these as girdles around you in order that all the days of your life they may encircle you and endow you with everything good.”</w:t>
       </w:r>
     </w:p>
     <w:p>
@@ -5825,7 +5908,14 @@
         <w:rPr>
           <w:rFonts w:ascii="Gentium" w:hAnsi="Gentium" w:cs="Gentium"/>
         </w:rPr>
-        <w:t xml:space="preserve">Or do you not know, my children, the value of these things here? Hear then! When the Lord had deemed me worthy to have compassion on me and to take off my body the plagues and the worms, He called me and handed to me these three strings. </w:t>
+        <w:t xml:space="preserve">Or do you not know, my children, the value of these things here? Hear then! When the Lord had deemed me worthy </w:t>
+      </w:r>
+      <w:r>
+        <w:rPr>
+          <w:rFonts w:ascii="Gentium" w:hAnsi="Gentium" w:cs="Gentium"/>
+        </w:rPr>
+        <w:lastRenderedPageBreak/>
+        <w:t xml:space="preserve">to have compassion on me and to take off my body the plagues and the worms, He called me and handed to me these three strings. </w:t>
       </w:r>
       <w:r>
         <w:rPr>
@@ -6159,14 +6249,7 @@
         <w:rPr>
           <w:rFonts w:ascii="Gentium" w:hAnsi="Gentium" w:cs="Gentium"/>
         </w:rPr>
-        <w:t xml:space="preserve">But, after three days, Job saw the holy angels come for his soul, and instantly he rose and took the cithara </w:t>
-      </w:r>
-      <w:r>
-        <w:rPr>
-          <w:rFonts w:ascii="Gentium" w:hAnsi="Gentium" w:cs="Gentium"/>
-        </w:rPr>
-        <w:lastRenderedPageBreak/>
-        <w:t xml:space="preserve">and gave it to his daughter Day (Yemima). </w:t>
+        <w:t xml:space="preserve">But, after three days, Job saw the holy angels come for his soul, and instantly he rose and took the cithara and gave it to his daughter Day (Yemima). </w:t>
       </w:r>
       <w:r>
         <w:rPr>
@@ -6239,7 +6322,14 @@
         <w:rPr>
           <w:rFonts w:ascii="Gentium" w:hAnsi="Gentium" w:cs="Gentium"/>
         </w:rPr>
-        <w:t xml:space="preserve">And He took the soul of Job and He soared upward, taking her (the soul) by the arm and carrying her upon the chariot, and He went towards the East. </w:t>
+        <w:t xml:space="preserve">And He took the soul of Job and He soared upward, taking her (the soul) by the arm and carrying her upon the chariot, and He went towards the </w:t>
+      </w:r>
+      <w:r>
+        <w:rPr>
+          <w:rFonts w:ascii="Gentium" w:hAnsi="Gentium" w:cs="Gentium"/>
+        </w:rPr>
+        <w:lastRenderedPageBreak/>
+        <w:t xml:space="preserve">East. </w:t>
       </w:r>
       <w:r>
         <w:rPr>
@@ -6312,7 +6402,7 @@
         <w:rPr>
           <w:rFonts w:ascii="Gentium" w:hAnsi="Gentium" w:cs="Gentium"/>
         </w:rPr>
-        <w:t xml:space="preserve">The receiver of strangers has been taken off the leader of the erring, the cover of the naked. the shield of the widows. Who would not mourn for the man of God? </w:t>
+        <w:t xml:space="preserve">The receiver of strangers has been taken off the leader of the erring, the cover of the naked, the shield of the widows. Who would not mourn for the man of God? </w:t>
       </w:r>
       <w:r>
         <w:rPr>
@@ -6401,7 +6491,7 @@
         <w:rPr>
           <w:rFonts w:ascii="Gentium" w:hAnsi="Gentium" w:cs="Gentium"/>
         </w:rPr>
-        <w:t xml:space="preserve">He had lived before his plague eighty-five years and, after the plague, he took the double share of all; hence also his year’s he doubled, which is 170 years. Thus, he lived altogether 255 years. </w:t>
+        <w:t xml:space="preserve">He had lived before his plague eighty-five years and, after the plague, he took the double share of all; hence also his year’s he doubled, which is 170 years. Thus, he lived altogether 255 years. </w:t>
       </w:r>
       <w:r>
         <w:rPr>
